--- a/docs/publications/aan-training-program/AAN_Book_05_Module.docx
+++ b/docs/publications/aan-training-program/AAN_Book_05_Module.docx
@@ -10,7 +10,7 @@
         <w:rPr>
           <w:color w:val="0D1B2E"/>
         </w:rPr>
-        <w:t>Book 05 — SQL Server Implementation Guide</w:t>
+        <w:t>Book 05 — Network Modernization</w:t>
       </w:r>
     </w:p>
     <w:p>
@@ -20,7 +20,7 @@
           <w:color w:val="5A5A5A"/>
           <w:sz w:val="24"/>
         </w:rPr>
-        <w:t>AAN module: the ten-runbook operational companion to Book 04</w:t>
+        <w:t>AAN module: from mainframe to application-aware modernization (SD-WAN · SASE · the four principles)</w:t>
       </w:r>
     </w:p>
     <w:p>
@@ -47,7 +47,7 @@
         <w:rPr>
           <w:sz w:val="22"/>
         </w:rPr>
-        <w:t xml:space="preserve"> Book_05 SQL Server Implementation Guide &lt;https://github.com/WhalerMike/uiao/blob/main/inbox/Application%20Aware%20Networking/Book_05_Federal_Application_Aware_Networking_SQL_Server_Implementation_Guide.qmd&gt; · </w:t>
+        <w:t xml:space="preserve"> Book_05 Network Modernization &lt;https://github.com/WhalerMike/uiao/blob/main/inbox/Application%20Aware%20Networking/Book_05_FedAAN_Network_Modernization.qmd&gt; · </w:t>
       </w:r>
       <w:r>
         <w:rPr>
@@ -60,7 +60,7 @@
         <w:rPr>
           <w:sz w:val="22"/>
         </w:rPr>
-        <w:t xml:space="preserve"> procedural evidence for slot 1 (Book 04) · </w:t>
+        <w:t xml:space="preserve"> 3 — network (KSI-CNA, SC-8 / CA-7) · </w:t>
       </w:r>
       <w:r>
         <w:rPr>
@@ -73,7 +73,7 @@
         <w:rPr>
           <w:sz w:val="22"/>
         </w:rPr>
-        <w:t xml:space="preserve"> A1, B3</w:t>
+        <w:t xml:space="preserve"> A3, B3</w:t>
       </w:r>
     </w:p>
     <w:p>
@@ -95,33 +95,20 @@
         <w:rPr>
           <w:sz w:val="22"/>
         </w:rPr>
-        <w:t xml:space="preserve">The operational companion to Book 04: ten sequential runbooks with commands, T-SQL/PowerShell scripts, and configuration templates for Arc enrollment, login migration, NTLM elimination, Conditional Access, application chain updates, monitoring, and certificate discovery. Thesis: the migration is executable safely because </w:t>
+        <w:t xml:space="preserve">A narrative history in four acts of how federal IT lost its single source of truth — mainframe centralization, 1990s decentralization into regional silos, security stacking that broke session-based Kerberos, and the multi-cloud breaking point — pivoting on one sentence: </w:t>
       </w:r>
       <w:r>
         <w:rPr>
           <w:b/>
           <w:sz w:val="22"/>
         </w:rPr>
-        <w:t>every destructive action has a documented undo path, gated by hard checkpoints</w:t>
+        <w:t>Active Directory conflated the directory (truth) with the domain controller (in-path enforcer)</w:t>
       </w:r>
       <w:r>
         <w:rPr>
           <w:sz w:val="22"/>
         </w:rPr>
-        <w:t xml:space="preserve"> — the first irreversible action (</w:t>
-      </w:r>
-      <w:r>
-        <w:rPr>
-          <w:rFonts w:ascii="Consolas" w:hAnsi="Consolas"/>
-          <w:sz w:val="22"/>
-        </w:rPr>
-        <w:t>DROP LOGIN</w:t>
-      </w:r>
-      <w:r>
-        <w:rPr>
-          <w:sz w:val="22"/>
-        </w:rPr>
-        <w:t>) sits behind a 30-day observation gate.</w:t>
+        <w:t>. Thesis: restore SSOT, adopt application-aware networking, move to token-based identity, and govern actively — physics and zero-trust mandates make the perimeter/session model unrecoverable.</w:t>
       </w:r>
     </w:p>
     <w:p>
@@ -143,7 +130,7 @@
         <w:rPr>
           <w:sz w:val="22"/>
         </w:rPr>
-        <w:t>Verify prerequisites: Azure endpoints, Arc onboarding role, toolchain (Azure CLI ≥2.50, SSMS 19+, sqlcmd, setspn), dedicated service accounts.</w:t>
+        <w:t>Compute the speed-of-light propagation floor (e.g., Portland–Washington ≈ 5,400 km fiber ≈ 27 ms one-way) and explain why bandwidth cannot fix latency.</w:t>
       </w:r>
     </w:p>
     <w:p>
@@ -154,20 +141,7 @@
         <w:rPr>
           <w:sz w:val="22"/>
         </w:rPr>
-        <w:t xml:space="preserve">Discover the estate via SPN inventory, audit auth schemes with </w:t>
-      </w:r>
-      <w:r>
-        <w:rPr>
-          <w:rFonts w:ascii="Consolas" w:hAnsi="Consolas"/>
-          <w:sz w:val="22"/>
-        </w:rPr>
-        <w:t>sys.dm_exec_sessions</w:t>
-      </w:r>
-      <w:r>
-        <w:rPr>
-          <w:sz w:val="22"/>
-        </w:rPr>
-        <w:t>, and assign retain/consolidate/retire dispositions.</w:t>
+        <w:t>Explain the two independent session killers — latency exceeding protocol timeouts, and asymmetric routing breaking stateful inspection — and how SD-WAN overlay tunnels remove asymmetry.</w:t>
       </w:r>
     </w:p>
     <w:p>
@@ -178,20 +152,7 @@
         <w:rPr>
           <w:sz w:val="22"/>
         </w:rPr>
-        <w:t xml:space="preserve">Enroll a server in Arc, install the </w:t>
-      </w:r>
-      <w:r>
-        <w:rPr>
-          <w:rFonts w:ascii="Consolas" w:hAnsi="Consolas"/>
-          <w:sz w:val="22"/>
-        </w:rPr>
-        <w:t>WindowsAgent.SqlServer</w:t>
-      </w:r>
-      <w:r>
-        <w:rPr>
-          <w:sz w:val="22"/>
-        </w:rPr>
-        <w:t xml:space="preserve"> extension, validate the Managed Identity token endpoint (localhost:40342), and enable the external authentication provider.</w:t>
+        <w:t>Contrast packet-level (five-tuple) with application-aware enforcement (user, device posture, app, data, context) and name the NIST controls only the latter satisfies.</w:t>
       </w:r>
     </w:p>
     <w:p>
@@ -202,7 +163,7 @@
         <w:rPr>
           <w:sz w:val="22"/>
         </w:rPr>
-        <w:t>Execute the four-phase login migration in T-SQL with a tracking table and satisfy the five closure conditions of the authentication audit.</w:t>
+        <w:t>Articulate why DIA alone satisfies zero NIST controls and which SASE/SD-WAN components close AC-4, SC-7, SC-8, SI-3, SI-4, AU-2/12, CA-7.</w:t>
       </w:r>
     </w:p>
     <w:p>
@@ -213,33 +174,7 @@
         <w:rPr>
           <w:sz w:val="22"/>
         </w:rPr>
-        <w:t xml:space="preserve">Remediate NTLM: register all four SPN variants, fix </w:t>
-      </w:r>
-      <w:r>
-        <w:rPr>
-          <w:rFonts w:ascii="Consolas" w:hAnsi="Consolas"/>
-          <w:sz w:val="22"/>
-        </w:rPr>
-        <w:t>uses_self_credential</w:t>
-      </w:r>
-      <w:r>
-        <w:rPr>
-          <w:sz w:val="22"/>
-        </w:rPr>
-        <w:t xml:space="preserve"> linked servers, set </w:t>
-      </w:r>
-      <w:r>
-        <w:rPr>
-          <w:rFonts w:ascii="Consolas" w:hAnsi="Consolas"/>
-          <w:sz w:val="22"/>
-        </w:rPr>
-        <w:t>LmCompatibilityLevel = 5</w:t>
-      </w:r>
-      <w:r>
-        <w:rPr>
-          <w:sz w:val="22"/>
-        </w:rPr>
-        <w:t>.</w:t>
+        <w:t>Compare transports (MPLS hairpin, DIA, 5G MEC/CUPS, LEO satellite) and explain active-active multipath, FEC, and resequencing.</w:t>
       </w:r>
     </w:p>
     <w:p>
@@ -250,18 +185,7 @@
         <w:rPr>
           <w:sz w:val="22"/>
         </w:rPr>
-        <w:t>Build the Entra group naming convention, dynamic membership rules, and the two Conditional Access policies (compliant device; admin MFA).</w:t>
-      </w:r>
-    </w:p>
-    <w:p>
-      <w:pPr>
-        <w:pStyle w:val="ListBullet"/>
-      </w:pPr>
-      <w:r>
-        <w:rPr>
-          <w:sz w:val="22"/>
-        </w:rPr>
-        <w:t>Schedule drift-detection queries and produce the daily JSON compliance record.</w:t>
+        <w:t>Place governance postures on the CISA ZTMM actuation ladder and identify gated actuation as the AO-signable federal standard.</w:t>
       </w:r>
     </w:p>
     <w:p>
@@ -283,20 +207,7 @@
         <w:rPr>
           <w:sz w:val="22"/>
         </w:rPr>
-        <w:t xml:space="preserve">Ten-runbook run order with the consolidation gate as a </w:t>
-      </w:r>
-      <w:r>
-        <w:rPr>
-          <w:b/>
-          <w:sz w:val="22"/>
-        </w:rPr>
-        <w:t>real gate</w:t>
-      </w:r>
-      <w:r>
-        <w:rPr>
-          <w:sz w:val="22"/>
-        </w:rPr>
-        <w:t>.</w:t>
+        <w:t>Truth/enforcer conflation in Active Directory (the "one sentence").</w:t>
       </w:r>
     </w:p>
     <w:p>
@@ -307,20 +218,7 @@
         <w:rPr>
           <w:sz w:val="22"/>
         </w:rPr>
-        <w:t xml:space="preserve">Safety model: everything before </w:t>
-      </w:r>
-      <w:r>
-        <w:rPr>
-          <w:rFonts w:ascii="Consolas" w:hAnsi="Consolas"/>
-          <w:sz w:val="22"/>
-        </w:rPr>
-        <w:t>DROP LOGIN</w:t>
-      </w:r>
-      <w:r>
-        <w:rPr>
-          <w:sz w:val="22"/>
-        </w:rPr>
-        <w:t xml:space="preserve"> is reversible.</w:t>
+        <w:t>The physics floor: fiber at ~200,000 km/s; LEO at ~550 km altitude (20–40 ms) vs. the old GEO 238 ms ruling.</w:t>
       </w:r>
     </w:p>
     <w:p>
@@ -331,7 +229,7 @@
         <w:rPr>
           <w:sz w:val="22"/>
         </w:rPr>
-        <w:t>Arc enrollment is per-server, not per-instance; SQL 2019 ESU free via Arc; SQL 2022 as target.</w:t>
+        <w:t>"DIA is a pipe" — DIA enables compliance; AAN/SASE achieve it.</w:t>
       </w:r>
     </w:p>
     <w:p>
@@ -342,33 +240,7 @@
         <w:rPr>
           <w:sz w:val="22"/>
         </w:rPr>
-        <w:t>Group naming convention (</w:t>
-      </w:r>
-      <w:r>
-        <w:rPr>
-          <w:rFonts w:ascii="Consolas" w:hAnsi="Consolas"/>
-          <w:sz w:val="22"/>
-        </w:rPr>
-        <w:t>SQL-{database}-ReadWrite</w:t>
-      </w:r>
-      <w:r>
-        <w:rPr>
-          <w:sz w:val="22"/>
-        </w:rPr>
-        <w:t xml:space="preserve">, </w:t>
-      </w:r>
-      <w:r>
-        <w:rPr>
-          <w:rFonts w:ascii="Consolas" w:hAnsi="Consolas"/>
-          <w:sz w:val="22"/>
-        </w:rPr>
-        <w:t>SQL-SVC-{application}</w:t>
-      </w:r>
-      <w:r>
-        <w:rPr>
-          <w:sz w:val="22"/>
-        </w:rPr>
-        <w:t>); Azure SQL App ID for Conditional Access targeting.</w:t>
+        <w:t>The Four Principles of Application-Aware Modernization: SSOT, AAN, token identity, active governance.</w:t>
       </w:r>
     </w:p>
     <w:p>
@@ -379,20 +251,18 @@
         <w:rPr>
           <w:sz w:val="22"/>
         </w:rPr>
-        <w:t xml:space="preserve">Certificate discovery (TLS thumbprint, ADCS-issuer detection, pinning search) </w:t>
+        <w:t>Active Governance actuation ladder: Traditional → Initial → Advanced (gated) → Optimal.</w:t>
       </w:r>
-      <w:r>
-        <w:rPr>
-          <w:b/>
-          <w:sz w:val="22"/>
-        </w:rPr>
-        <w:t>before</w:t>
-      </w:r>
+    </w:p>
+    <w:p>
+      <w:pPr>
+        <w:pStyle w:val="ListBullet"/>
+      </w:pPr>
       <w:r>
         <w:rPr>
           <w:sz w:val="22"/>
         </w:rPr>
-        <w:t xml:space="preserve"> any domain unjoin.</w:t>
+        <w:t>FedRAMP 20x continuous machine-readable KSI evidence replacing periodic assessment.</w:t>
       </w:r>
     </w:p>
     <w:p>
@@ -403,108 +273,18 @@
         <w:rPr>
           <w:color w:val="0D1B2E"/>
         </w:rPr>
-        <w:t>Implementation sequence (the run order)</w:t>
+        <w:t>Reading sequence</w:t>
       </w:r>
     </w:p>
     <w:p>
       <w:pPr>
-        <w:pStyle w:val="ListNumber"/>
+        <w:spacing w:before="80" w:after="80"/>
       </w:pPr>
       <w:r>
         <w:rPr>
           <w:sz w:val="22"/>
         </w:rPr>
-        <w:t>Runbook 01: prerequisites, toolchain, service-account baseline.</w:t>
-      </w:r>
-    </w:p>
-    <w:p>
-      <w:pPr>
-        <w:pStyle w:val="ListNumber"/>
-      </w:pPr>
-      <w:r>
-        <w:rPr>
-          <w:sz w:val="22"/>
-        </w:rPr>
-        <w:t>Runbook 02: estate discovery and consolidation gate.</w:t>
-      </w:r>
-    </w:p>
-    <w:p>
-      <w:pPr>
-        <w:pStyle w:val="ListNumber"/>
-      </w:pPr>
-      <w:r>
-        <w:rPr>
-          <w:sz w:val="22"/>
-        </w:rPr>
-        <w:t>Runbook 03: authentication audit — inventories, NTLM event export, five closure conditions.</w:t>
-      </w:r>
-    </w:p>
-    <w:p>
-      <w:pPr>
-        <w:pStyle w:val="ListNumber"/>
-      </w:pPr>
-      <w:r>
-        <w:rPr>
-          <w:sz w:val="22"/>
-        </w:rPr>
-        <w:t>Runbook 04: Arc enrollment, SQL extension, Managed Identity validation.</w:t>
-      </w:r>
-    </w:p>
-    <w:p>
-      <w:pPr>
-        <w:pStyle w:val="ListNumber"/>
-      </w:pPr>
-      <w:r>
-        <w:rPr>
-          <w:sz w:val="22"/>
-        </w:rPr>
-        <w:t xml:space="preserve">Runbook 05: login migration parallel run and </w:t>
-      </w:r>
-      <w:r>
-        <w:rPr>
-          <w:rFonts w:ascii="Consolas" w:hAnsi="Consolas"/>
-          <w:sz w:val="22"/>
-        </w:rPr>
-        <w:t>sa</w:t>
-      </w:r>
-      <w:r>
-        <w:rPr>
-          <w:sz w:val="22"/>
-        </w:rPr>
-        <w:t xml:space="preserve"> handling.</w:t>
-      </w:r>
-    </w:p>
-    <w:p>
-      <w:pPr>
-        <w:pStyle w:val="ListNumber"/>
-      </w:pPr>
-      <w:r>
-        <w:rPr>
-          <w:sz w:val="22"/>
-        </w:rPr>
-        <w:t>Runbook 06: SPN fixes, linked-server remediation, NTLMv1 block.</w:t>
-      </w:r>
-    </w:p>
-    <w:p>
-      <w:pPr>
-        <w:pStyle w:val="ListNumber"/>
-      </w:pPr>
-      <w:r>
-        <w:rPr>
-          <w:sz w:val="22"/>
-        </w:rPr>
-        <w:t>Runbooks 07–08: Entra groups / Conditional Access; connection strings and ODBC.</w:t>
-      </w:r>
-    </w:p>
-    <w:p>
-      <w:pPr>
-        <w:pStyle w:val="ListNumber"/>
-      </w:pPr>
-      <w:r>
-        <w:rPr>
-          <w:sz w:val="22"/>
-        </w:rPr>
-        <w:t>Runbooks 09–10: monitoring queries and JSON compliance export; TLS certificate and ADCS/pinning inventory.</w:t>
+        <w:t>Argument-shaped, not implementation-shaped: prologue (mainframe = truth + enforcement in one box) → Act 1 (decentralization distributes truth) → Act 2 (security stacking + physics break sessions) → Act 3 (multi-cloud fractures identity) → physics interlude (DIA, LEO, 5G, SD-WAN multipath) → Act 4 (the four principles mapped to federal mandates and FedRAMP 20x).</w:t>
       </w:r>
     </w:p>
     <w:p>
@@ -526,29 +306,7 @@
         <w:rPr>
           <w:sz w:val="22"/>
         </w:rPr>
-        <w:t>Inherits Book 04's framework (IA-2, IA-5, AU-2, AU-12, CA-7, CM-8 KSIs under FedRAMP 20x); the runbook-09 compliance record and checklist are the operational evidence stream.</w:t>
-      </w:r>
-    </w:p>
-    <w:p>
-      <w:pPr>
-        <w:pStyle w:val="Heading2"/>
-      </w:pPr>
-      <w:r>
-        <w:rPr>
-          <w:color w:val="0D1B2E"/>
-        </w:rPr>
-        <w:t>Prerequisites</w:t>
-      </w:r>
-    </w:p>
-    <w:p>
-      <w:pPr>
-        <w:spacing w:before="80" w:after="80"/>
-      </w:pPr>
-      <w:r>
-        <w:rPr>
-          <w:sz w:val="22"/>
-        </w:rPr>
-        <w:t>Book 04 first, for the conceptual framework. An Arc-enrolled SQL Server 2022 test environment (2019 + Entra extension acceptable only for runbooks 03–04).</w:t>
+        <w:t>AC-4, SC-7, SC-8, SI-3, SI-4, AU-2/AU-12, CA-7, CM-8, SI-12, SC-20/SC-21. Frameworks: NIST SP 800-207, SP 800-63, SP 800-37 Rev 2; EO 14028; OMB M-22-09 §3/§4; BOD 25-01 (SCuBA); TIC 3.0 Use Cases E/F; CISA ZTMM v2.0; FedRAMP 20x Consolidated Rules.</w:t>
       </w:r>
     </w:p>
     <w:p>
@@ -570,7 +328,7 @@
         <w:rPr>
           <w:sz w:val="22"/>
         </w:rPr>
-        <w:t>Run runbooks 02–03 end-to-end in a lab domain: SPN-based instance discovery, auth-scheme audit, NTLM event export.</w:t>
+        <w:t>Physics calculator: compute propagation floors for agency city pairs over fiber vs. LEO and compare against measured MPLS-hairpin latency.</w:t>
       </w:r>
     </w:p>
     <w:p>
@@ -581,7 +339,7 @@
         <w:rPr>
           <w:sz w:val="22"/>
         </w:rPr>
-        <w:t>Arc-enroll a test server, install the SQL extension, validate the token endpoint, create the first Entra admin login.</w:t>
+        <w:t>Asymmetric-routing demo: two-path lab with a stateful firewall on one path; observe SYN-ACK drops, then tunnel both directions through one overlay endpoint.</w:t>
       </w:r>
     </w:p>
     <w:p>
@@ -592,7 +350,7 @@
         <w:rPr>
           <w:sz w:val="22"/>
         </w:rPr>
-        <w:t>Implement the monitoring queries and daily JSON compliance export; trigger an alert by creating a rogue SQL login.</w:t>
+        <w:t>Policy translation: rewrite five-tuple firewall rules as application-aware policies and map each to the NIST control it newly satisfies.</w:t>
       </w:r>
     </w:p>
     <w:p>
@@ -614,7 +372,7 @@
         <w:rPr>
           <w:sz w:val="22"/>
         </w:rPr>
-        <w:t>Running runbooks out of order — later ones depend on earlier state; the consolidation gate must not be skipped.</w:t>
+        <w:t>Concluding "DIA solved the network problem" — connectivity without the control stack is not compliance.</w:t>
       </w:r>
     </w:p>
     <w:p>
@@ -625,7 +383,7 @@
         <w:rPr>
           <w:sz w:val="22"/>
         </w:rPr>
-        <w:t>Executing against production without test-environment validation.</w:t>
+        <w:t>Treating VPN as zero trust — a tunnel extends network-wide trust to any compromised endpoint inside it.</w:t>
       </w:r>
     </w:p>
     <w:p>
@@ -636,33 +394,7 @@
         <w:rPr>
           <w:sz w:val="22"/>
         </w:rPr>
-        <w:t xml:space="preserve">SQL services running as </w:t>
-      </w:r>
-      <w:r>
-        <w:rPr>
-          <w:rFonts w:ascii="Consolas" w:hAnsi="Consolas"/>
-          <w:sz w:val="22"/>
-        </w:rPr>
-        <w:t>NETWORK SERVICE</w:t>
-      </w:r>
-      <w:r>
-        <w:rPr>
-          <w:sz w:val="22"/>
-        </w:rPr>
-        <w:t>/</w:t>
-      </w:r>
-      <w:r>
-        <w:rPr>
-          <w:rFonts w:ascii="Consolas" w:hAnsi="Consolas"/>
-          <w:sz w:val="22"/>
-        </w:rPr>
-        <w:t>LOCAL SYSTEM</w:t>
-      </w:r>
-      <w:r>
-        <w:rPr>
-          <w:sz w:val="22"/>
-        </w:rPr>
-        <w:t xml:space="preserve"> — blocks SPN registration and Arc work until dedicated accounts exist.</w:t>
+        <w:t>Deploying tokens atop fragmented directory trees without SSOT.</w:t>
       </w:r>
     </w:p>
     <w:p>
@@ -673,7 +405,7 @@
         <w:rPr>
           <w:sz w:val="22"/>
         </w:rPr>
-        <w:t>Domain-unjoining before ADCS certificate replacement and pin-clearing.</w:t>
+        <w:t>Letting the governance plane become an in-path enforcer, or automating high-blast-radius actions that must remain human-gated.</w:t>
       </w:r>
     </w:p>
     <w:p>
@@ -695,7 +427,7 @@
         <w:rPr>
           <w:sz w:val="22"/>
         </w:rPr>
-        <w:t>DP-300.</w:t>
+        <w:t>Cisco U. / NetAcad, Zscaler, Netskope, Fortinet / Palo Alto, AZ-700, AWS Skill Builder.</w:t>
       </w:r>
     </w:p>
     <w:p>
@@ -726,7 +458,7 @@
         <w:rPr>
           <w:sz w:val="22"/>
         </w:rPr>
-        <w:t xml:space="preserve"> Book 06 — Database Consolidation &amp; Network Physics</w:t>
+        <w:t xml:space="preserve"> Book 06 — Federal Telecommunications Modernization</w:t>
       </w:r>
     </w:p>
     <w:sectPr>
